--- a/rapports/16_02_2026/EL_MOUSTAPHA/coh_EQ17_sup_042203010035.docx
+++ b/rapports/16_02_2026/EL_MOUSTAPHA/coh_EQ17_sup_042203010035.docx
@@ -25,7 +25,7 @@
         <w:br/>
         <w:t>Grappe: 042203010035</w:t>
         <w:br/>
-        <w:t>Date: 16/02/2026 a 12:40</w:t>
+        <w:t>Date: 16/02/2026 a 12:58</w:t>
       </w:r>
     </w:p>
     <w:p/>

--- a/rapports/16_02_2026/EL_MOUSTAPHA/coh_EQ17_sup_042203010035.docx
+++ b/rapports/16_02_2026/EL_MOUSTAPHA/coh_EQ17_sup_042203010035.docx
@@ -25,7 +25,7 @@
         <w:br/>
         <w:t>Grappe: 042203010035</w:t>
         <w:br/>
-        <w:t>Date: 16/02/2026 a 12:58</w:t>
+        <w:t>Date: 16/02/2026 a 13:04</w:t>
       </w:r>
     </w:p>
     <w:p/>
@@ -119,7 +119,7 @@
           </w:tcPr>
           <w:p>
             <w:r>
-              <w:t>26</w:t>
+              <w:t>25</w:t>
             </w:r>
           </w:p>
         </w:tc>
@@ -295,6 +295,38 @@
           </w:tcPr>
           <w:p>
             <w:r>
+              <w:t>Section0</w:t>
+            </w:r>
+          </w:p>
+        </w:tc>
+        <w:tc>
+          <w:tcPr>
+            <w:tcW w:type="dxa" w:w="3324"/>
+          </w:tcPr>
+          <w:p>
+            <w:r>
+              <w:t>Identification et renseignements de controle</w:t>
+            </w:r>
+          </w:p>
+        </w:tc>
+        <w:tc>
+          <w:tcPr>
+            <w:tcW w:type="dxa" w:w="3324"/>
+          </w:tcPr>
+          <w:p>
+            <w:r>
+              <w:t>10</w:t>
+            </w:r>
+          </w:p>
+        </w:tc>
+      </w:tr>
+      <w:tr>
+        <w:tc>
+          <w:tcPr>
+            <w:tcW w:type="dxa" w:w="3324"/>
+          </w:tcPr>
+          <w:p>
+            <w:r>
               <w:t>Section4b</w:t>
             </w:r>
           </w:p>
@@ -444,38 +476,6 @@
           <w:p>
             <w:r>
               <w:t>8</w:t>
-            </w:r>
-          </w:p>
-        </w:tc>
-      </w:tr>
-      <w:tr>
-        <w:tc>
-          <w:tcPr>
-            <w:tcW w:type="dxa" w:w="3324"/>
-          </w:tcPr>
-          <w:p>
-            <w:r>
-              <w:t>Section0</w:t>
-            </w:r>
-          </w:p>
-        </w:tc>
-        <w:tc>
-          <w:tcPr>
-            <w:tcW w:type="dxa" w:w="3324"/>
-          </w:tcPr>
-          <w:p>
-            <w:r>
-              <w:t>Identification et renseignements de controle</w:t>
-            </w:r>
-          </w:p>
-        </w:tc>
-        <w:tc>
-          <w:tcPr>
-            <w:tcW w:type="dxa" w:w="3324"/>
-          </w:tcPr>
-          <w:p>
-            <w:r>
-              <w:t>7</w:t>
             </w:r>
           </w:p>
         </w:tc>
@@ -992,7 +992,7 @@
         <w:rPr>
           <w:sz w:val="20"/>
         </w:rPr>
-        <w:t>- Avertissement!! La quantité (3.25 litre) du produit Huile de palme raffinée consommée  par le ménage semble très élevé, prière de corriger ou confirmer avec le QG. Avertissement!! le prix unitaire (100 Fcfa) de Thé en sachet (unité: Sachets) de taille Petit est très faible ou élevé. Prière de corriger ou de confirmer avec le QG. Avertissement!!! Le ménage a consommé 10 Pièce Petit de Poisson de mer séché (yayeboye), cette quantité semble anormale pour une consommation des 7 derniers jours.Prière de corriger ou de confirmer avec le QG. Avertissement!!! Le ménage a consommé 14 Tas Petit de Poisson frais type 11, cette quantité semble anormale pour une consommation des 7 derniers jours.Prière de corriger ou de confirmer avec le QG. Avertissement!!! Le ménage a consommé 24 Sachets Petit de Sucre en poudre , cette quantité semble anormale pour une consommation des 7 derniers jours.Prière de corriger ou de confirmer avec le QG. Incohérence!! Dans ce ménage, chaque individus consomme par jour 1.035714 Kg  de cereale; Prière de revoir les quantités prises de ces produits.</w:t>
+        <w:t>- Attention ! Le prix unitaire d'achat (50 Fcfa) de Feuilles de patate en Sachets (Petit) est relativement faible par rapport aux autres prix observés dans cette zone. Prière de corriger ou de confirmer avec le QG. Avertissement!! La quantité (3.25 litre) du produit Huile de palme raffinée consommée  par le ménage semble très élevé, prière de corriger ou confirmer avec le QG. Avertissement!! le prix unitaire (100 Fcfa) de Thé en sachet (unité: Sachets) de taille Petit est très faible ou élevé. Prière de corriger ou de confirmer avec le QG. Avertissement!!! Le ménage a consommé 10 Pièce Petit de Poisson de mer séché (yayeboye), cette quantité semble anormale pour une consommation des 7 derniers jours.Prière de corriger ou de confirmer avec le QG. Avertissement!!! Le ménage a consommé 14 Tas Petit de Poisson frais type 11, cette quantité semble anormale pour une consommation des 7 derniers jours.Prière de corriger ou de confirmer avec le QG. Avertissement!!! Le ménage a consommé 24 Sachets Petit de Sucre en poudre , cette quantité semble anormale pour une consommation des 7 derniers jours.Prière de corriger ou de confirmer avec le QG. Incohérence!! Dans ce ménage, chaque individus consomme par jour 2.223214 Kg  de cereale; Prière de revoir les quantités prises de ces produits.</w:t>
       </w:r>
     </w:p>
     <w:p>
@@ -1122,7 +1122,9 @@
         <w:rPr>
           <w:sz w:val="20"/>
         </w:rPr>
-        <w:t xml:space="preserve">- Avertissement!! L'âge (35 ans)  de Groupe moto pompe dans ce ménage semble être élevé, prière de corriger ou confirmer avec le QG. Le ménage a mis en location Groupe moto pompe à d’autres ménages au cours des 12 derniers mois mais qu'il a reçu 0 FCFA, prière de fournir d'effort pour estimer la valeur reçue après location. Le ménage a mis en location Groupe moto pompe à d’autres ménages au cours des 12 derniers mois et a reçu (0 FCFA) qui semble élevé ou faible, prière de corriger ou confirmer auprès du QG. Attention ! Groupe moto pompe a été revendu à 3000000 Fcfa qui est relativement élevé par rapport aux autres prix de revente observés dans cette zone. Prière de corriger ou de confirmer avec le QG. </w:t>
+        <w:t xml:space="preserve">- Attention ! Faucheuse a été revendu à 2000 Fcfa qui est relativement élevé par rapport aux autres prix de revente observés dans cette zone. Prière de corriger ou de confirmer avec le QG. </w:t>
+        <w:br/>
+        <w:t xml:space="preserve">- Avertissement!! L'âge (35 ans)  de Groupe moto pompe dans ce ménage semble être élevé, prière de corriger ou confirmer avec le QG. Le ménage a mis en location Groupe moto pompe à d’autres ménages au cours des 12 derniers mois mais qu'il a reçu 0 FCFA, prière de fournir d'effort pour estimer la valeur reçue après location. Le ménage a mis en location Groupe moto pompe à d’autres ménages au cours des 12 derniers mois et a reçu (0 FCFA) qui semble élevé ou faible, prière de corriger ou confirmer auprès du QG. </w:t>
         <w:br/>
         <w:t xml:space="preserve">- Le ménage a mis en location Autre (à préciser) à d’autres ménages au cours des 12 derniers mois mais qu'il a reçu 0 FCFA, prière de fournir d'effort pour estimer la valeur reçue après location. Le ménage a mis en location Autre (à préciser) à d’autres ménages au cours des 12 derniers mois et a reçu (0 FCFA) qui semble élevé ou faible, prière de corriger ou confirmer auprès du QG. </w:t>
         <w:br/>
@@ -1585,7 +1587,7 @@
         <w:rPr>
           <w:sz w:val="20"/>
         </w:rPr>
-        <w:t>- Avertissement!! La quantité (3.5 litre) du produit Huile de palme raffinée consommée  par le ménage semble très élevé, prière de corriger ou confirmer avec le QG. Avertissement!!! Le ménage a consommé 14 Paquet Petit de Thé en sachet, cette quantité semble anormale pour une consommation des 7 derniers jours.Prière de corriger ou de confirmer avec le QG. Avertissement!! le prix unitaire (100 Fcfa) de Thé en sachet (unité: Paquet) de taille Petit est très faible ou élevé. Prière de corriger ou de confirmer avec le QG. Avertissement!!! Le ménage a consommé 14 Sachets Petit de Sucre en poudre , cette quantité semble anormale pour une consommation des 7 derniers jours.Prière de corriger ou de confirmer avec le QG. Incohérence!! Dans ce ménage, chaque individus consomme par jour .6666667 Kg  de cereale; Prière de revoir les quantités prises de ces produits.</w:t>
+        <w:t>- Attention ! Le prix unitaire d'achat (500 Fcfa) de Arachides pilées en Sachets (Petit) est relativement élevé par rapport aux autres prix observés dans cette zone. Prière de corriger ou de confirmer avec le QG. Avertissement!! La quantité (3.5 litre) du produit Huile de palme raffinée consommée  par le ménage semble très élevé, prière de corriger ou confirmer avec le QG. Avertissement!!! Le ménage a consommé 14 Paquet Petit de Thé en sachet, cette quantité semble anormale pour une consommation des 7 derniers jours.Prière de corriger ou de confirmer avec le QG. Avertissement!! le prix unitaire (100 Fcfa) de Thé en sachet (unité: Paquet) de taille Petit est très faible ou élevé. Prière de corriger ou de confirmer avec le QG. Avertissement!!! Le ménage a consommé 14 Sachets Petit de Sucre en poudre , cette quantité semble anormale pour une consommation des 7 derniers jours.Prière de corriger ou de confirmer avec le QG. Attention ! Le prix unitaire d'achat (200 Fcfa) de Sucre en poudre  en Sachets (Petit) est relativement élevé par rapport aux autres prix observés dans cette zone. Prière de corriger ou de confirmer avec le QG. Incohérence!! Dans ce ménage, chaque individus consomme par jour .8412699 Kg  de cereale; Prière de revoir les quantités prises de ces produits.</w:t>
       </w:r>
     </w:p>
     <w:p>
@@ -1652,7 +1654,7 @@
         <w:rPr>
           <w:sz w:val="20"/>
         </w:rPr>
-        <w:t>- Attention ! Radio simple/Radiocassette a été revendu à 20000 Fcfa qui est relativement élevé par rapport aux autres prix de revente observés dans cette zone. Prière de corriger ou de confirmer avec le QG.</w:t>
+        <w:t>- Attention ! Radio simple/Radiocassette a été achété à 20000 Fcfa est relativement élevé par rapport aux autres prix d'achat observés dans cette zone. Prière de corriger ou de confirmer avec le QG. Attention ! Radio simple/Radiocassette a été revendu à 20000 Fcfa qui est relativement élevé par rapport aux autres prix de revente observés dans cette zone. Prière de corriger ou de confirmer avec le QG.</w:t>
       </w:r>
     </w:p>
     <w:p>
@@ -2126,7 +2128,7 @@
         <w:rPr>
           <w:sz w:val="20"/>
         </w:rPr>
-        <w:t>- Attention ! Le prix unitaire d'achat (150 Fcfa) de Beurre en Sachets (Petit) est relativement élevé par rapport aux autres prix observés dans cette zone. Prière de corriger ou de confirmer avec le QG. Attention ! Le prix unitaire d'achat (250 Fcfa) de Lait en poudre en Sachets (Moyen) est relativement faible par rapport aux autres prix observés dans cette zone. Prière de corriger ou de confirmer avec le QG. Avertissement!!! Le ménage a consommé 7 Paquet Petit de Thé en sachet, cette quantité semble anormale pour une consommation des 7 derniers jours.Prière de corriger ou de confirmer avec le QG. Avertissement!! le prix unitaire (100 Fcfa) de Thé en sachet (unité: Paquet) de taille Petit est très faible ou élevé. Prière de corriger ou de confirmer avec le QG. Incohérence!! Dans ce ménage, chaque individus consomme par jour .5642857 Kg  de cereale; Prière de revoir les quantités prises de ces produits. Incohérence!! Dans ce ménage, chaque individus consomme par jour .5642857 Kg  de cereale; Prière de revoir les quantités prises de ces produits.</w:t>
+        <w:t>- Attention ! Le prix unitaire d'achat (150 Fcfa) de Beurre en Sachets (Petit) est relativement élevé par rapport aux autres prix observés dans cette zone. Prière de corriger ou de confirmer avec le QG. Attention ! Le prix unitaire d'achat (566.6667 Fcfa) de Huile de palme raffinée en Litre (taille unique) est relativement faible par rapport aux autres prix observés dans cette zone. Prière de corriger ou de confirmer avec le QG. Avertissement!!! Le ménage a consommé 7 Paquet Petit de Thé en sachet, cette quantité semble anormale pour une consommation des 7 derniers jours.Prière de corriger ou de confirmer avec le QG. Avertissement!! le prix unitaire (100 Fcfa) de Thé en sachet (unité: Paquet) de taille Petit est très faible ou élevé. Prière de corriger ou de confirmer avec le QG. Incohérence!! Dans ce ménage, chaque individus consomme par jour 1.171429 Kg  de cereale; Prière de revoir les quantités prises de ces produits. Incohérence!! Dans ce ménage, chaque individus consomme par jour 1.171429 Kg  de cereale; Prière de revoir les quantités prises de ces produits.</w:t>
       </w:r>
     </w:p>
     <w:p>
@@ -2619,7 +2621,7 @@
         <w:rPr>
           <w:sz w:val="20"/>
         </w:rPr>
-        <w:t>- Avertissement!! La quantité (.99) de Huile de palme raffinée en Litre qui provient de la production du ménage et celle reçue en cadeau depasse la quantité consommée, prière de verifier et corriger. Avertissement!!! Le ménage a consommé 0.12 Kg taille unique de Farine de blé locale ou importée, cette quantité semble anormale pour une consommation des 7 derniers jours. prière de corriger ou de confirmer avec le QG. Incohérence!! Dans ce ménage, chaque individus consomme par jour 3.240714 Kg  de cereale; Prière de revoir les quantités prises de ces produits. Attention ! Soupçons de quantité anormale! Le ménage de FATIMATA MAMADOU KANE avec une taille de 2 personnes a consommé .12 Kg en taille unique de Farine de blé locale ou importée qui est relativement élevé comme consommation par rapport à la condition de vie des autres ménages de même taille dans cette zone. Prière de corriger ou de confirmer avec le QG. Avertissement!!! Le ménage a consommé 7 Paquet Tres petit de Thé en sachet, cette quantité semble anormale pour une consommation des 7 derniers jours.Prière de corriger ou de confirmer avec le QG. Avertissement!! le prix unitaire (100 Fcfa) de Thé en sachet (unité: Paquet) de taille Tres petit est très faible ou élevé. Prière de corriger ou de confirmer avec le QG. Avertissement!!! Le ménage a consommé 8 Tas Petit de Mâchoiron Frais, cette quantité semble anormale pour une consommation des 7 derniers jours.Prière de corriger ou de confirmer avec le QG. Incohérence!! Dans ce ménage, chaque individus consomme par jour 3.240714 Kg  de cereale; Prière de revoir les quantités prises de ces produits. Incohérence!! Dans ce ménage, chaque individus consomme par jour 3.240714 Kg  de cereale; Prière de revoir les quantités prises de ces produits.</w:t>
+        <w:t>- Attention ! Le prix unitaire d'achat (50 Fcfa) de Poisson de mer séché (yayeboye) en Morceau (Portion) (Petit) est relativement faible par rapport aux autres prix observés dans cette zone. Prière de corriger ou de confirmer avec le QG. Avertissement!! La quantité (.99) de Huile de palme raffinée en Litre qui provient de la production du ménage et celle reçue en cadeau depasse la quantité consommée, prière de verifier et corriger. Avertissement!!! Le ménage a consommé 0.12 Kg taille unique de Farine de blé locale ou importée, cette quantité semble anormale pour une consommation des 7 derniers jours. prière de corriger ou de confirmer avec le QG. Incohérence!! Dans ce ménage, chaque individus consomme par jour 9.312142 Kg  de cereale; Prière de revoir les quantités prises de ces produits. Attention ! Soupçons de quantité anormale! Le ménage de FATIMATA MAMADOU KANE avec une taille de 2 personnes a consommé .12 Kg en taille unique de Farine de blé locale ou importée qui est relativement élevé comme consommation par rapport à la condition de vie des autres ménages de même taille dans cette zone. Prière de corriger ou de confirmer avec le QG. Avertissement!!! Le ménage a consommé 7 Paquet Tres petit de Thé en sachet, cette quantité semble anormale pour une consommation des 7 derniers jours.Prière de corriger ou de confirmer avec le QG. Avertissement!! le prix unitaire (100 Fcfa) de Thé en sachet (unité: Paquet) de taille Tres petit est très faible ou élevé. Prière de corriger ou de confirmer avec le QG. Avertissement!!! Le ménage a consommé 8 Tas Petit de Mâchoiron Frais, cette quantité semble anormale pour une consommation des 7 derniers jours.Prière de corriger ou de confirmer avec le QG. Incohérence!! Dans ce ménage, chaque individus consomme par jour 9.312142 Kg  de cereale; Prière de revoir les quantités prises de ces produits. Incohérence!! Dans ce ménage, chaque individus consomme par jour 9.312142 Kg  de cereale; Prière de revoir les quantités prises de ces produits.</w:t>
       </w:r>
     </w:p>
     <w:p>
@@ -2682,8 +2684,6 @@
         <w:rPr>
           <w:sz w:val="20"/>
         </w:rPr>
-        <w:t xml:space="preserve">- Attention ! Fer à repasser à charbon a été revendu à 1000 Fcfa qui est relativement faible par rapport aux autres prix de revente observés dans cette zone. Prière de corriger ou de confirmer avec le QG. </w:t>
-        <w:br/>
         <w:t>- Le prix de revente de l'article  Tapis ne doit pas être égal 0 même si le ménage l'a reçu en cadeau prière de leurs aider à faire une estimations.</w:t>
       </w:r>
     </w:p>
@@ -3141,7 +3141,7 @@
         <w:br/>
         <w:t xml:space="preserve">- Peu probable! Ousmane Gaye  n'arrive pas  à comprendre un petit texte lu dans une langue locale (s02q03). Veuillez corriger ou donner des explications au QG. </w:t>
         <w:br/>
-        <w:t>- Peu probable! Thiouba Gaye  n'arrive pas  à comprendre un petit texte lu dans une langue locale (s02q03). Veuillez corriger ou donner des explications au QG. Avertissement!!! L'âge de Thiouba Gaye avec son niveau d'étude (Fondamental 1) semble incoherent, veuillez confirmer cette information avec le QG ou corriger l'incohérence.</w:t>
+        <w:t>- Peu probable! Thiouba Gaye  n'arrive pas  à comprendre un petit texte lu dans une langue locale (s02q03). Veuillez corriger ou donner des explications au QG. Avertissement!!! L'âge de Thiouba Gaye avec son niveau d'étude (Fondamental 1) semble incoherent, veuillez confirmer cette information avec le QG ou corriger l'incohérence. Attention ! Le frais de scolarité (3000 Fcfa) de Thiouba Gaye en 6ème année de Primaire est relativement élevé par rapport aux autres frais de scolarités observés dans cette zone. Prière de corriger ou de confirmer avec le QG.</w:t>
       </w:r>
     </w:p>
     <w:p>
@@ -3233,7 +3233,7 @@
         <w:rPr>
           <w:sz w:val="20"/>
         </w:rPr>
-        <w:t>- Avertissement!! le prix unitaire (100 Fcfa) de Thé en sachet (unité: Sachets) de taille Moyen est très faible ou élevé. Prière de corriger ou de confirmer avec le QG. Avertissement!!! Le ménage a consommé 14 Pièce Petit de Poisson de mer séché (yayeboye), cette quantité semble anormale pour une consommation des 7 derniers jours.Prière de corriger ou de confirmer avec le QG. Incohérence!! Dans ce ménage, chaque individus consomme par jour 32.47265 Kg  de cereale; Prière de revoir les quantités prises de ces produits.</w:t>
+        <w:t>- Attention ! Le prix unitaire d'achat (66.66666 Fcfa) de Pain traditionnel (Baguette) en miche (Moyen) est relativement faible par rapport aux autres prix observés dans cette zone. Prière de corriger ou de confirmer avec le QG. Attention ! Soupçons de quantité anormale! Le ménage de DJIBY GAYE avec une taille de 7 personnes a consommé 14 Morceau (Portion) en Petit de Courge qui est relativement élevé comme consommation par rapport à la condition de vie des autres ménages de même taille dans cette zone. Prière de corriger ou de confirmer avec le QG. Attention ! Soupçons de quantité anormale! Le ménage de DJIBY GAYE avec une taille de 7 personnes a consommé 14 Sachets en Petit de Piment séché qui est relativement élevé comme consommation par rapport à la condition de vie des autres ménages de même taille dans cette zone. Prière de corriger ou de confirmer avec le QG. Attention ! Soupçons de quantité anormale! Le ménage de DJIBY GAYE avec une taille de 7 personnes a consommé 7 Pièce en Petit de Aubergine   qui est relativement élevé comme consommation par rapport à la condition de vie des autres ménages de même taille dans cette zone. Prière de corriger ou de confirmer avec le QG. Avertissement!! La quantité (5 litre) du produit Huile de palme raffinée consommée  par le ménage semble très élevé, prière de corriger ou confirmer avec le QG. Avertissement!! le prix unitaire (100 Fcfa) de Thé en sachet (unité: Sachets) de taille Moyen est très faible ou élevé. Prière de corriger ou de confirmer avec le QG. Avertissement!!! Le ménage a consommé 14 Pièce Petit de Poisson de mer séché (yayeboye), cette quantité semble anormale pour une consommation des 7 derniers jours.Prière de corriger ou de confirmer avec le QG. Incohérence!! Dans ce ménage, chaque individus consomme par jour 2.244898 Kg  de cereale; Prière de revoir les quantités prises de ces produits.</w:t>
       </w:r>
     </w:p>
     <w:p>
@@ -3375,27 +3375,6 @@
           <w:color w:val="4672C4"/>
           <w:sz w:val="22"/>
         </w:rPr>
-        <w:t>&gt;&gt; Section16b - Couts des intrants agricoles</w:t>
-      </w:r>
-    </w:p>
-    <w:p>
-      <w:pPr>
-        <w:ind w:left="283"/>
-      </w:pPr>
-      <w:r>
-        <w:rPr>
-          <w:sz w:val="20"/>
-        </w:rPr>
-        <w:t>- Quantité totale de [INTRANT] utilisée trop élevé, veuillez vérifier.</w:t>
-      </w:r>
-    </w:p>
-    <w:p>
-      <w:r>
-        <w:rPr>
-          <w:b/>
-          <w:color w:val="4672C4"/>
-          <w:sz w:val="22"/>
-        </w:rPr>
         <w:t>&gt;&gt; Section16c - Cultures</w:t>
       </w:r>
     </w:p>
@@ -3432,7 +3411,9 @@
         <w:rPr>
           <w:sz w:val="20"/>
         </w:rPr>
-        <w:t xml:space="preserve">- Attention ! Charrettes a été achété à 250000 Fcfa est relativement élevé par rapport aux autres prix d'achat observés dans cette zone. Prière de corriger ou de confirmer avec le QG. </w:t>
+        <w:t xml:space="preserve">- Attention ! Charrettes a été revendu à 250000 Fcfa qui est relativement élevé par rapport aux autres prix de revente observés dans cette zone. Prière de corriger ou de confirmer avec le QG. </w:t>
+        <w:br/>
+        <w:t xml:space="preserve">- Attention ! Hache/pioche a été revendu à 5000 Fcfa qui est relativement élevé par rapport aux autres prix de revente observés dans cette zone. Prière de corriger ou de confirmer avec le QG. </w:t>
         <w:br/>
         <w:t>- Attention ! Houe/daba/hilaire a été revendu à 5000 Fcfa qui est relativement élevé par rapport aux autres prix de revente observés dans cette zone. Prière de corriger ou de confirmer avec le QG.</w:t>
       </w:r>
@@ -3770,7 +3751,7 @@
         <w:rPr>
           <w:sz w:val="20"/>
         </w:rPr>
-        <w:t>- Il est obligatoire de prendre les coordonnées Gps avant d'administrer le questionnaire. Prière de prendre les coordonnées GPS.</w:t>
+        <w:t>- Le questionnaire semble ne pas être complètement fini mais le questionnaire est en statut complet, prière de compléter le questionnaire. Il est obligatoire de prendre les coordonnées Gps avant d'administrer le questionnaire. Prière de prendre les coordonnées GPS.</w:t>
       </w:r>
     </w:p>
     <w:p>
@@ -3922,7 +3903,7 @@
         <w:rPr>
           <w:sz w:val="20"/>
         </w:rPr>
-        <w:t>- Attention ! Le prix unitaire d'achat (200 Fcfa) de Poisson de mer séché (yayeboye) en Pièce (Petit) est relativement élevé par rapport aux autres prix observés dans cette zone. Prière de corriger ou de confirmer avec le QG. Avertissement!! La quantité (7 litre) du produit Huile de palme raffinée consommée  par le ménage semble très élevé, prière de corriger ou confirmer avec le QG. Avertissement!!! Le ménage a consommé 14 Paquet Petit de Thé en sachet, cette quantité semble anormale pour une consommation des 7 derniers jours.Prière de corriger ou de confirmer avec le QG. Avertissement!! le prix unitaire (50 Fcfa) de Thé en sachet (unité: Paquet) de taille Petit est très faible ou élevé. Prière de corriger ou de confirmer avec le QG. Avertissement!!! Le ménage a consommé 16 Pièce Petit de Caramel, bonbons, confiseries, etc., cette quantité semble anormale pour une consommation des 7 derniers jours.Prière de corriger ou de confirmer avec le QG. Difficile de consommer le Sel en Boite de tomate/Pot Tres petit prière de verifier. Incohérence!! Dans ce ménage, chaque individus consomme par jour .7692308 Kg  de cereale; Prière de revoir les quantités prises de ces produits. Incohérence!! Dans ce ménage, chaque individus consomme par jour .7692308 Kg  de cereale; Prière de revoir les quantités prises de ces produits. Incohérence!! Dans ce ménage, chaque individus consomme par jour .7692308 Kg  de cereale; Prière de revoir les quantités prises de ces produits.</w:t>
+        <w:t>- Attention ! Le prix unitaire d'achat (150 Fcfa) de Pain moderne (Baguette) en miche (Moyen) est relativement faible par rapport aux autres prix observés dans cette zone. Prière de corriger ou de confirmer avec le QG. Attention ! Le prix unitaire d'achat (200 Fcfa) de Arachides décortiquées en Sachets (Petit) est relativement élevé par rapport aux autres prix observés dans cette zone. Prière de corriger ou de confirmer avec le QG. Avertissement!! La quantité (7 litre) du produit Huile de palme raffinée consommée  par le ménage semble très élevé, prière de corriger ou confirmer avec le QG. Avertissement!!! Le ménage a consommé 14 Paquet Petit de Thé en sachet, cette quantité semble anormale pour une consommation des 7 derniers jours.Prière de corriger ou de confirmer avec le QG. Avertissement!! le prix unitaire (50 Fcfa) de Thé en sachet (unité: Paquet) de taille Petit est très faible ou élevé. Prière de corriger ou de confirmer avec le QG. Attention ! Le prix unitaire d'achat (50 Fcfa) de Thé en sachet en Paquet (Petit) est relativement faible par rapport aux autres prix observés dans cette zone. Prière de corriger ou de confirmer avec le QG. Avertissement!!! Le ménage a consommé 16 Pièce Petit de Caramel, bonbons, confiseries, etc., cette quantité semble anormale pour une consommation des 7 derniers jours.Prière de corriger ou de confirmer avec le QG. Difficile de consommer le Sel en Boite de tomate/Pot Tres petit prière de verifier. Incohérence!! Dans ce ménage, chaque individus consomme par jour 1.412088 Kg  de cereale; Prière de revoir les quantités prises de ces produits. Incohérence!! Dans ce ménage, chaque individus consomme par jour 1.412088 Kg  de cereale; Prière de revoir les quantités prises de ces produits. Incohérence!! Dans ce ménage, chaque individus consomme par jour 1.412088 Kg  de cereale; Prière de revoir les quantités prises de ces produits.</w:t>
       </w:r>
     </w:p>
     <w:p>
@@ -4405,7 +4386,7 @@
         <w:rPr>
           <w:sz w:val="20"/>
         </w:rPr>
-        <w:t>- Il est obligatoire de prendre les coordonnées Gps avant d'administrer le questionnaire. Prière de prendre les coordonnées GPS.</w:t>
+        <w:t>- Le questionnaire semble ne pas être complètement fini mais le questionnaire est en statut complet, prière de compléter le questionnaire. Il est obligatoire de prendre les coordonnées Gps avant d'administrer le questionnaire. Prière de prendre les coordonnées GPS.</w:t>
       </w:r>
     </w:p>
     <w:p>
@@ -4598,7 +4579,7 @@
         <w:rPr>
           <w:sz w:val="20"/>
         </w:rPr>
-        <w:t>- Attention ! Le prix unitaire d'achat (100 Fcfa) de Citron en Pièce (Petit) est relativement élevé par rapport aux autres prix observés dans cette zone. Prière de corriger ou de confirmer avec le QG. Attention ! Le prix unitaire d'achat (200 Fcfa) de Carotte en Pièce (Moyen) est relativement élevé par rapport aux autres prix observés dans cette zone. Prière de corriger ou de confirmer avec le QG. Attention ! Le prix unitaire d'achat (200 Fcfa) de Carpe séchée en Morceau (Portion) (Petit) est relativement élevé par rapport aux autres prix observés dans cette zone. Prière de corriger ou de confirmer avec le QG. Attention ! Le prix unitaire d'achat (200 Fcfa) de Courge en Morceau (Portion) (Moyen) est relativement élevé par rapport aux autres prix observés dans cette zone. Prière de corriger ou de confirmer avec le QG. Attention ! Le prix unitaire d'achat (200 Fcfa) de Piment frais en Tas (Petit) est relativement élevé par rapport aux autres prix observés dans cette zone. Prière de corriger ou de confirmer avec le QG. Avertissement!! La quantité (7 litre) du produit Huile de palme raffinée consommée  par le ménage semble très élevé, prière de corriger ou confirmer avec le QG. Avertissement!!! Le ménage a consommé 14 Paquet Petit de Thé en sachet, cette quantité semble anormale pour une consommation des 7 derniers jours.Prière de corriger ou de confirmer avec le QG. Avertissement!! le prix unitaire (100 Fcfa) de Thé en sachet (unité: Paquet) de taille Petit est très faible ou élevé. Prière de corriger ou de confirmer avec le QG. Avertissement!!!Le ménage a consommé 70 miche de Petit de Pain moderne (Baguette)  ce qui semble incoherent pour une consommation aucours des 7 derniers jours, prière de verifier et corriger. Difficile de consommer le Sel en Boite de tomate/Pot Petit prière de verifier. Incohérence!! Dans ce ménage, chaque individus consomme par jour .568323 Kg  de cereale; Prière de revoir les quantités prises de ces produits. Incohérence!! Dans ce ménage, chaque individus consomme par jour .568323 Kg  de cereale; Prière de revoir les quantités prises de ces produits.</w:t>
+        <w:t>- Attention ! Le prix unitaire d'achat (100 Fcfa) de Citron en Pièce (Petit) est relativement élevé par rapport aux autres prix observés dans cette zone. Prière de corriger ou de confirmer avec le QG. Attention ! Le prix unitaire d'achat (100 Fcfa) de Poireau en Tas (Petit) est relativement élevé par rapport aux autres prix observés dans cette zone. Prière de corriger ou de confirmer avec le QG. Attention ! Le prix unitaire d'achat (200 Fcfa) de Carotte en Pièce (Moyen) est relativement élevé par rapport aux autres prix observés dans cette zone. Prière de corriger ou de confirmer avec le QG. Attention ! Le prix unitaire d'achat (200 Fcfa) de Carpe séchée en Morceau (Portion) (Petit) est relativement élevé par rapport aux autres prix observés dans cette zone. Prière de corriger ou de confirmer avec le QG. Attention ! Le prix unitaire d'achat (200 Fcfa) de Courge en Morceau (Portion) (Moyen) est relativement élevé par rapport aux autres prix observés dans cette zone. Prière de corriger ou de confirmer avec le QG. Attention ! Le prix unitaire d'achat (200 Fcfa) de Piment frais en Tas (Petit) est relativement élevé par rapport aux autres prix observés dans cette zone. Prière de corriger ou de confirmer avec le QG. Avertissement!! La quantité (7 litre) du produit Huile de palme raffinée consommée  par le ménage semble très élevé, prière de corriger ou confirmer avec le QG. Avertissement!!! Le ménage a consommé 14 Paquet Petit de Thé en sachet, cette quantité semble anormale pour une consommation des 7 derniers jours.Prière de corriger ou de confirmer avec le QG. Avertissement!! le prix unitaire (100 Fcfa) de Thé en sachet (unité: Paquet) de taille Petit est très faible ou élevé. Prière de corriger ou de confirmer avec le QG. Avertissement!!!Le ménage a consommé 70 miche de Petit de Pain moderne (Baguette)  ce qui semble incoherent pour une consommation aucours des 7 derniers jours, prière de verifier et corriger. Difficile de consommer le Sel en Boite de tomate/Pot Petit prière de verifier. Incohérence!! Dans ce ménage, chaque individus consomme par jour .8757764 Kg  de cereale; Prière de revoir les quantités prises de ces produits. Incohérence!! Dans ce ménage, chaque individus consomme par jour .8757764 Kg  de cereale; Prière de revoir les quantités prises de ces produits.</w:t>
       </w:r>
     </w:p>
     <w:p>
@@ -4663,7 +4644,7 @@
         </w:rPr>
         <w:t xml:space="preserve">- Avertissement!!! Le prix d'achat (75000) de l'article  Congélateur est inférieur aux prix de revente (80000)  avec l'âge du bien atteignant 1 ans. Prière de vérifier ou confirmer avec l'enquêté et mettre les bonnes valeurs après verification, s'il le faut. </w:t>
         <w:br/>
-        <w:t>- Avertissement!!! Le prix d'achat (900000) de l'article  Salon  (Fauteuils et table basse) est inférieur aux prix de revente (950000)  avec l'âge du bien atteignant 4 ans. Prière de vérifier ou confirmer avec l'enquêté et mettre les bonnes valeurs après verification, s'il le faut.</w:t>
+        <w:t>- Avertissement!!! Le prix d'achat (900000) de l'article  Salon  (Fauteuils et table basse) est inférieur aux prix de revente (950000)  avec l'âge du bien atteignant 4 ans. Prière de vérifier ou confirmer avec l'enquêté et mettre les bonnes valeurs après verification, s'il le faut. Attention ! Salon  (Fauteuils et table basse) a été revendu à 950000 Fcfa qui est relativement élevé par rapport aux autres prix de revente observés dans cette zone. Prière de corriger ou de confirmer avec le QG.</w:t>
       </w:r>
     </w:p>
     <w:p>
@@ -5053,6 +5034,27 @@
           <w:color w:val="4672C4"/>
           <w:sz w:val="22"/>
         </w:rPr>
+        <w:t>&gt;&gt; Section0 - Identification et renseignements de controle</w:t>
+      </w:r>
+    </w:p>
+    <w:p>
+      <w:pPr>
+        <w:ind w:left="283"/>
+      </w:pPr>
+      <w:r>
+        <w:rPr>
+          <w:sz w:val="20"/>
+        </w:rPr>
+        <w:t>- Le questionnaire semble ne pas être complètement fini mais le questionnaire est en statut complet, prière de compléter le questionnaire.</w:t>
+      </w:r>
+    </w:p>
+    <w:p>
+      <w:r>
+        <w:rPr>
+          <w:b/>
+          <w:color w:val="4672C4"/>
+          <w:sz w:val="22"/>
+        </w:rPr>
         <w:t>&gt;&gt; Section1 - Caracteristiques des membres</w:t>
       </w:r>
     </w:p>
@@ -5131,7 +5133,7 @@
         <w:rPr>
           <w:sz w:val="20"/>
         </w:rPr>
-        <w:t>- Attention ! Soupçons de quantité anormale! Le ménage de MOHAMED ELH TOURÉ avec une taille de 4 personnes a consommé 7 Morceau (Portion) en Petit de Courge qui est relativement élevé comme consommation par rapport à la condition de vie des autres ménages de même taille dans cette zone. Prière de corriger ou de confirmer avec le QG. Attention ! Soupçons de quantité anormale! Le ménage de MOHAMED ELH TOURÉ avec une taille de 4 personnes a consommé 7 Pièce en Petit de Aubergine   qui est relativement élevé comme consommation par rapport à la condition de vie des autres ménages de même taille dans cette zone. Prière de corriger ou de confirmer avec le QG. Avertissement!! le prix unitaire (100 Fcfa) de Thé en sachet (unité: Sachets) de taille Moyen est très faible ou élevé. Prière de corriger ou de confirmer avec le QG. Avertissement!!! Le ménage a consommé 11 Morceau (Portion) Petit de Poisson de mer séché (yayeboye), cette quantité semble anormale pour une consommation des 7 derniers jours.Prière de corriger ou de confirmer avec le QG. Avertissement!!! Le ménage a consommé 11 Tas Petit de Poisson frais type 11, cette quantité semble anormale pour une consommation des 7 derniers jours.Prière de corriger ou de confirmer avec le QG. Incohérence!! Dans ce ménage, chaque individus consomme par jour 3.053571 Kg  de cereale; Prière de revoir les quantités prises de ces produits. Le prix d'achat unitaire (1 Fcfa) de Carotte en Pièce de taille Petit  est invraisemblable, prière de regarder les reponses prises dans les questions s07bq07a s07bq07b s07bq07c s07bq08 pour mieux corriger. Attention ! Le prix unitaire d'achat (1 Fcfa) de Carotte en Pièce (Petit) est relativement faible par rapport aux autres prix observés dans cette zone. Prière de corriger ou de confirmer avec le QG.</w:t>
+        <w:t>- Attention ! Le prix unitaire d'achat (50 Fcfa) de Feuilles de patate en Sachets (Petit) est relativement faible par rapport aux autres prix observés dans cette zone. Prière de corriger ou de confirmer avec le QG. Avertissement!! le prix unitaire (100 Fcfa) de Thé en sachet (unité: Sachets) de taille Moyen est très faible ou élevé. Prière de corriger ou de confirmer avec le QG. Avertissement!!! Le ménage a consommé 11 Morceau (Portion) Petit de Poisson de mer séché (yayeboye), cette quantité semble anormale pour une consommation des 7 derniers jours.Prière de corriger ou de confirmer avec le QG. Attention ! Le prix unitaire d'achat (50 Fcfa) de Poisson de mer séché (yayeboye) en Morceau (Portion) (Petit) est relativement faible par rapport aux autres prix observés dans cette zone. Prière de corriger ou de confirmer avec le QG. Avertissement!!! Le ménage a consommé 11 Tas Petit de Poisson frais type 11, cette quantité semble anormale pour une consommation des 7 derniers jours.Prière de corriger ou de confirmer avec le QG. Incohérence!! Dans ce ménage, chaque individus consomme par jour 3.182857 Kg  de cereale; Prière de revoir les quantités prises de ces produits. Le prix d'achat unitaire (1 Fcfa) de Carotte en Pièce de taille Petit  est invraisemblable, prière de regarder les reponses prises dans les questions s07bq07a s07bq07b s07bq07c s07bq08 pour mieux corriger.</w:t>
       </w:r>
     </w:p>
     <w:p>
@@ -5584,6 +5586,27 @@
           <w:color w:val="4672C4"/>
           <w:sz w:val="22"/>
         </w:rPr>
+        <w:t>&gt;&gt; Section0 - Identification et renseignements de controle</w:t>
+      </w:r>
+    </w:p>
+    <w:p>
+      <w:pPr>
+        <w:ind w:left="283"/>
+      </w:pPr>
+      <w:r>
+        <w:rPr>
+          <w:sz w:val="20"/>
+        </w:rPr>
+        <w:t>- Le questionnaire semble ne pas être complètement fini mais le questionnaire est en statut complet, prière de compléter le questionnaire.</w:t>
+      </w:r>
+    </w:p>
+    <w:p>
+      <w:r>
+        <w:rPr>
+          <w:b/>
+          <w:color w:val="4672C4"/>
+          <w:sz w:val="22"/>
+        </w:rPr>
         <w:t>&gt;&gt; Section1 - Caracteristiques des membres</w:t>
       </w:r>
     </w:p>
@@ -5714,7 +5737,7 @@
         <w:rPr>
           <w:sz w:val="20"/>
         </w:rPr>
-        <w:t>- Avertissement!! La quantité (3.35 litre) du produit Huile de palme raffinée consommée  par le ménage semble très élevé, prière de corriger ou confirmer avec le QG. Avertissement!! le prix unitaire (100 Fcfa) de Thé en sachet (unité: Sachets) de taille Moyen est très faible ou élevé. Prière de corriger ou de confirmer avec le QG. Avertissement!!! Le ménage a consommé 10 Pièce Petit de Poisson de mer séché (yayeboye), cette quantité semble anormale pour une consommation des 7 derniers jours.Prière de corriger ou de confirmer avec le QG. Avertissement!!! Le ménage a consommé 10 Tas Petit de Mâchoiron Frais, cette quantité semble anormale pour une consommation des 7 derniers jours.Prière de corriger ou de confirmer avec le QG.</w:t>
+        <w:t>- Attention ! Le prix unitaire d'achat (50 Fcfa) de Feuilles de patate en Sachets (Petit) est relativement faible par rapport aux autres prix observés dans cette zone. Prière de corriger ou de confirmer avec le QG. Attention ! Soupçons de quantité anormale! Le ménage de AMATH DIAW avec une taille de 9 personnes a consommé 14 Pièce en Petit de Piment frais qui est relativement élevé comme consommation par rapport à la condition de vie des autres ménages de même taille dans cette zone. Prière de corriger ou de confirmer avec le QG. Attention ! Soupçons de quantité anormale! Le ménage de AMATH DIAW avec une taille de 9 personnes a consommé 8 Sachets en Petit de Tamarin noir qui est relativement élevé comme consommation par rapport à la condition de vie des autres ménages de même taille dans cette zone. Prière de corriger ou de confirmer avec le QG. Avertissement!! La quantité (3.35 litre) du produit Huile de palme raffinée consommée  par le ménage semble très élevé, prière de corriger ou confirmer avec le QG. Avertissement!! le prix unitaire (100 Fcfa) de Thé en sachet (unité: Sachets) de taille Moyen est très faible ou élevé. Prière de corriger ou de confirmer avec le QG. Avertissement!!! Le ménage a consommé 10 Pièce Petit de Poisson de mer séché (yayeboye), cette quantité semble anormale pour une consommation des 7 derniers jours.Prière de corriger ou de confirmer avec le QG. Avertissement!!! Le ménage a consommé 10 Tas Petit de Mâchoiron Frais, cette quantité semble anormale pour une consommation des 7 derniers jours.Prière de corriger ou de confirmer avec le QG. Incohérence!! Dans ce ménage, chaque individus consomme par jour 1.638889 Kg  de cereale; Prière de revoir les quantités prises de ces produits. Incohérence!! Dans ce ménage, chaque individus consomme par jour 1.638889 Kg  de cereale; Prière de revoir les quantités prises de ces produits.</w:t>
       </w:r>
     </w:p>
     <w:p>
@@ -5801,6 +5824,27 @@
           <w:sz w:val="20"/>
         </w:rPr>
         <w:t>- Le montant de la dernière facture d'eau avec la périodicité ne peut pas être égale à 0 ou est trop élevé, veuillez revoir la question s11q23a s'il vous plait. Avertissement!! Le temps mis (en heure et en minute) pour s'approvisionner en eau de boisson une fois à la source est très élevé, prière de corriger ou confirmer avec le QG. Le temps mis (en heure et en minute) pour s'approvisionner en eau de boisson une fois à la source est  5 fois plus élevé que le temps mis (en minutes) pour se rendre à la principale source d'approvisionnement en eau de boisson, prière de corriger.</w:t>
+      </w:r>
+    </w:p>
+    <w:p>
+      <w:r>
+        <w:rPr>
+          <w:b/>
+          <w:color w:val="4672C4"/>
+          <w:sz w:val="22"/>
+        </w:rPr>
+        <w:t>&gt;&gt; Section12 - Actifs du menage</w:t>
+      </w:r>
+    </w:p>
+    <w:p>
+      <w:pPr>
+        <w:ind w:left="283"/>
+      </w:pPr>
+      <w:r>
+        <w:rPr>
+          <w:sz w:val="20"/>
+        </w:rPr>
+        <w:t>- Attention ! Radio simple/Radiocassette a été revendu à 10000 Fcfa qui est relativement élevé par rapport aux autres prix de revente observés dans cette zone. Prière de corriger ou de confirmer avec le QG.</w:t>
       </w:r>
     </w:p>
     <w:p>
@@ -6211,6 +6255,27 @@
           <w:color w:val="4672C4"/>
           <w:sz w:val="22"/>
         </w:rPr>
+        <w:t>&gt;&gt; Section0 - Identification et renseignements de controle</w:t>
+      </w:r>
+    </w:p>
+    <w:p>
+      <w:pPr>
+        <w:ind w:left="283"/>
+      </w:pPr>
+      <w:r>
+        <w:rPr>
+          <w:sz w:val="20"/>
+        </w:rPr>
+        <w:t>- Le questionnaire semble ne pas être complètement fini mais le questionnaire est en statut complet, prière de compléter le questionnaire.</w:t>
+      </w:r>
+    </w:p>
+    <w:p>
+      <w:r>
+        <w:rPr>
+          <w:b/>
+          <w:color w:val="4672C4"/>
+          <w:sz w:val="22"/>
+        </w:rPr>
         <w:t>&gt;&gt; Section1 - Caracteristiques des membres</w:t>
       </w:r>
     </w:p>
@@ -6326,7 +6391,7 @@
         <w:rPr>
           <w:sz w:val="20"/>
         </w:rPr>
-        <w:t>- Avertissement!! La quantité (4 litre) du produit Huile de palme raffinée consommée  par le ménage semble très élevé, prière de corriger ou confirmer avec le QG. Avertissement!! le prix unitaire (100 Fcfa) de Thé en sachet (unité: Sachets) de taille Petit est très faible ou élevé. Prière de corriger ou de confirmer avec le QG. Avertissement!!! Le ménage a consommé 12 Morceau (Portion) Petit de Poisson de mer séché (yayeboye), cette quantité semble anormale pour une consommation des 7 derniers jours.Prière de corriger ou de confirmer avec le QG. Avertissement!!! Le ménage a consommé 19 Sachets Petit de Sucre en poudre , cette quantité semble anormale pour une consommation des 7 derniers jours.Prière de corriger ou de confirmer avec le QG. Avertissement!!! Le ménage a consommé 9.5 Tas Petit de Poisson frais type 11, cette quantité semble anormale pour une consommation des 7 derniers jours.Prière de corriger ou de confirmer avec le QG. Incohérence!! Dans ce ménage, chaque individus consomme par jour .9330357 Kg  de cereale; Prière de revoir les quantités prises de ces produits.</w:t>
+        <w:t>- Avertissement!! La quantité (4 litre) du produit Huile de palme raffinée consommée  par le ménage semble très élevé, prière de corriger ou confirmer avec le QG. Avertissement!! le prix unitaire (100 Fcfa) de Thé en sachet (unité: Sachets) de taille Petit est très faible ou élevé. Prière de corriger ou de confirmer avec le QG. Avertissement!!! Le ménage a consommé 12 Morceau (Portion) Petit de Poisson de mer séché (yayeboye), cette quantité semble anormale pour une consommation des 7 derniers jours.Prière de corriger ou de confirmer avec le QG. Attention ! Le prix unitaire d'achat (50 Fcfa) de Poisson de mer séché (yayeboye) en Morceau (Portion) (Petit) est relativement faible par rapport aux autres prix observés dans cette zone. Prière de corriger ou de confirmer avec le QG. Avertissement!!! Le ménage a consommé 19 Sachets Petit de Sucre en poudre , cette quantité semble anormale pour une consommation des 7 derniers jours.Prière de corriger ou de confirmer avec le QG. Avertissement!!! Le ménage a consommé 9.5 Tas Petit de Poisson frais type 11, cette quantité semble anormale pour une consommation des 7 derniers jours.Prière de corriger ou de confirmer avec le QG. Incohérence!! Dans ce ménage, chaque individus consomme par jour 1.59375 Kg  de cereale; Prière de revoir les quantités prises de ces produits.</w:t>
       </w:r>
     </w:p>
     <w:p>
@@ -6903,7 +6968,7 @@
         <w:rPr>
           <w:sz w:val="20"/>
         </w:rPr>
-        <w:t>- Avertissement!! le prix unitaire (100 Fcfa) de Thé en sachet (unité: Sachets) de taille Moyen est très faible ou élevé. Prière de corriger ou de confirmer avec le QG.</w:t>
+        <w:t>- Avertissement!! le prix unitaire (100 Fcfa) de Thé en sachet (unité: Sachets) de taille Moyen est très faible ou élevé. Prière de corriger ou de confirmer avec le QG. Avertissement!!! Le ménage a consommé 10 Sachets industriel Petit de Caramel, bonbons, confiseries, etc., cette quantité semble anormale pour une consommation des 7 derniers jours.Prière de corriger ou de confirmer avec le QG.</w:t>
       </w:r>
     </w:p>
     <w:p>
@@ -7409,9 +7474,7 @@
         <w:rPr>
           <w:sz w:val="20"/>
         </w:rPr>
-        <w:t xml:space="preserve">- Attention ! Le nombre de jours que MAMA BA a travaillés par mois semble être inférieur à 15. Veuillez, s'il vous plaît, confirmer cette information. </w:t>
-        <w:br/>
-        <w:t>- Avertissement! Nombre de mois que FALY SY a exercé dans l'emploi au cours des 12 derniers mois est de 0 mois, veuillez corriger s'il vous plait.Nombre de mois exercé par FALY SY dans l'emploi au cours des 12 derniers mois semble faible, veuillez corriger s'il vous plait ou comfirmer avec le QG. Attention ! Le nombre de jours que FALY SY a travaillés par mois semble être inférieur à 15. Veuillez, s'il vous plaît, confirmer cette information. Attention! le nombre d'heure que FALY SY a travaillé par jour semble être inferieur à 4, veuillez s'il vous plait confirmer cette information avec le QG.</w:t>
+        <w:t>- Attention ! Le nombre de jours que MAMA BA a travaillés par mois semble être inférieur à 15. Veuillez, s'il vous plaît, confirmer cette information.</w:t>
       </w:r>
     </w:p>
     <w:p>
@@ -7453,7 +7516,7 @@
         <w:rPr>
           <w:sz w:val="20"/>
         </w:rPr>
-        <w:t>- Attention ! Le prix unitaire d'achat (500 Fcfa) de Lait en poudre en Sachets (Petit) est relativement élevé par rapport aux autres prix observés dans cette zone. Prière de corriger ou de confirmer avec le QG. Incohérence!! Dans ce ménage, chaque individus consomme par jour 2.464286 Kg  de cereale; Prière de revoir les quantités prises de ces produits. Le ménage a consommé Arachides décortiquées mais les informations sur la quantité, l'unité ou la taille ne sont pas renseignées.Prière de renseigner. Le ménage a consommé Aubergine sauvage  mais les informations sur la quantité, l'unité ou la taille ne sont pas renseignées.Prière de renseigner. Le ménage a consommé Beurre mais les informations sur la quantité, l'unité ou la taille ne sont pas renseignées.Prière de renseigner. Le ménage a consommé Feuilles de  Haricot mais les informations sur la quantité, l'unité ou la taille ne sont pas renseignées.Prière de renseigner. Le ménage a consommé Manioc en tubercules mais les informations sur la quantité, l'unité ou la taille ne sont pas renseignées.Prière de renseigner. Le ménage a consommé Niébé/Haricots secs mais les informations sur la quantité, l'unité ou la taille ne sont pas renseignées.Prière de renseigner. Le ménage a consommé Piment frais mais les informations sur la quantité, l'unité ou la taille ne sont pas renseignées.Prière de renseigner. Le ménage a consommé Poireau mais les informations sur la quantité, l'unité ou la taille ne sont pas renseignées.Prière de renseigner. Le ménage a consommé Poivron frais mais les informations sur la quantité, l'unité ou la taille ne sont pas renseignées.Prière de renseigner. Le ménage a consommé Pâte d'arachide mais les informations sur la quantité, l'unité ou la taille ne sont pas renseignées.Prière de renseigner. Le ménage a consommé Sucre en poudre  mais les informations sur la quantité, l'unité ou la taille ne sont pas renseignées.Prière de renseigner. Le ménage a consommé Tamarin noir mais les informations sur la quantité, l'unité ou la taille ne sont pas renseignées.Prière de renseigner. Le ménage a consommé Thé en sachet mais les informations sur la quantité, l'unité ou la taille ne sont pas renseignées.Prière de renseigner. Avertissement!!! Le ménage a consommé .a   de Thé en sachet, cette quantité semble anormale pour une consommation des 7 derniers jours.Les ménages consomment géneralement en sachet ou en paquet, prière de corriger ou de confirmer avec le QG.</w:t>
+        <w:t>- Attention ! Le prix unitaire d'achat (1400 Fcfa) de Niébé/Haricots secs en Kg (taille unique) est relativement élevé par rapport aux autres prix observés dans cette zone. Prière de corriger ou de confirmer avec le QG. Attention ! Le prix unitaire d'achat (25 Fcfa) de Beurre en Sachets (Petit) est relativement faible par rapport aux autres prix observés dans cette zone. Prière de corriger ou de confirmer avec le QG. Attention ! Le prix unitaire d'achat (25 Fcfa) de Tamarin noir en Sachets (Tres petit) est relativement faible par rapport aux autres prix observés dans cette zone. Prière de corriger ou de confirmer avec le QG. Attention ! Le prix unitaire d'achat (500 Fcfa) de Lait en poudre en Sachets (Petit) est relativement élevé par rapport aux autres prix observés dans cette zone. Prière de corriger ou de confirmer avec le QG. Avertissement!!! Le ménage a consommé 7 Paquet Petit de Thé en sachet, cette quantité semble anormale pour une consommation des 7 derniers jours.Prière de corriger ou de confirmer avec le QG. Avertissement!! le prix unitaire (100 Fcfa) de Thé en sachet (unité: Paquet) de taille Petit est très faible ou élevé. Prière de corriger ou de confirmer avec le QG. Incohérence!! Dans ce ménage, chaque individus consomme par jour 7.267857 Kg  de cereale; Prière de revoir les quantités prises de ces produits.</w:t>
       </w:r>
     </w:p>
     <w:p>
@@ -7507,7 +7570,7 @@
           <w:color w:val="4672C4"/>
           <w:sz w:val="22"/>
         </w:rPr>
-        <w:t>&gt;&gt; Section10b - caracteristiques entreprise non agricole</w:t>
+        <w:t>&gt;&gt; Section10a - Existence entreprise non agricole</w:t>
       </w:r>
     </w:p>
     <w:p>
@@ -7518,7 +7581,7 @@
         <w:rPr>
           <w:sz w:val="20"/>
         </w:rPr>
-        <w:t>- Incohérence détectée ! Le nombre de mois d'activité de l'entreprise vente de charbon de boisest de 0 sur les 12 derniers mois, alors que Cette entreprise est actuellement en activité.</w:t>
+        <w:t>- Avertissement!!! Le ménage de MAMA BA a comme taille 2 personnes dont ils vivent à SAINT-LOUIS Rural et aucune d'entre ne possède une entreprise non agricole, prière de revoir cette partie de la section 10 de ce menage.</w:t>
       </w:r>
     </w:p>
     <w:p>
